--- a/лр14/отчет.docx
+++ b/лр14/отчет.docx
@@ -155,12 +155,12 @@
       </w:pPr>
       <w:r>
         <w:rPr>
-          <w:b/>
-          <w:bCs/>
-          <w:sz w:val="20"/>
-          <w:szCs w:val="20"/>
-        </w:rPr>
-        <w:t>Название завода, продукции, год. Выпуск, себестоимость, отпускная.</w:t>
+          <w:b w:val="0"/>
+          <w:bCs/>
+          <w:sz w:val="20"/>
+          <w:szCs w:val="20"/>
+        </w:rPr>
+        <w:t>Название завода (name), название продукции (product), годовой выпуск, шт. (output), себестоимость единицы, руб. (cost), отпускная цена единицы, руб. (price).</w:t>
       </w:r>
     </w:p>
     <w:p>
@@ -484,79 +484,72 @@
           <w:sz w:val="20"/>
           <w:szCs w:val="20"/>
         </w:rPr>
-        <w:t xml:space="preserve">Двухслойная архитектура в одном файле </w:t>
-      </w:r>
-      <w:proofErr w:type="spellStart"/>
-      <w:r>
-        <w:rPr>
-          <w:sz w:val="20"/>
-          <w:szCs w:val="20"/>
-        </w:rPr>
-        <w:t>app</w:t>
-      </w:r>
-      <w:proofErr w:type="spellEnd"/>
-      <w:r>
-        <w:rPr>
-          <w:sz w:val="20"/>
-          <w:szCs w:val="20"/>
-        </w:rPr>
-        <w:t>, слои независимы друг от друга:</w:t>
-      </w:r>
-    </w:p>
-    <w:p>
-      <w:pPr>
-        <w:rPr>
-          <w:sz w:val="20"/>
-          <w:szCs w:val="20"/>
-        </w:rPr>
-      </w:pPr>
-      <w:proofErr w:type="spellStart"/>
-      <w:r>
-        <w:rPr>
-          <w:sz w:val="20"/>
-          <w:szCs w:val="20"/>
-        </w:rPr>
-        <w:t>frontend</w:t>
-      </w:r>
-      <w:proofErr w:type="spellEnd"/>
-      <w:r>
-        <w:rPr>
-          <w:sz w:val="20"/>
-          <w:szCs w:val="20"/>
-        </w:rPr>
-        <w:t xml:space="preserve"> (</w:t>
-      </w:r>
-      <w:proofErr w:type="spellStart"/>
-      <w:r>
-        <w:rPr>
-          <w:sz w:val="20"/>
-          <w:szCs w:val="20"/>
-        </w:rPr>
-        <w:t>tkinter</w:t>
-      </w:r>
-      <w:proofErr w:type="spellEnd"/>
-      <w:r>
-        <w:rPr>
-          <w:sz w:val="20"/>
-          <w:szCs w:val="20"/>
-        </w:rPr>
-        <w:t xml:space="preserve">)  ──вызывает──  </w:t>
-      </w:r>
-      <w:proofErr w:type="spellStart"/>
-      <w:r>
-        <w:rPr>
-          <w:sz w:val="20"/>
-          <w:szCs w:val="20"/>
-        </w:rPr>
-        <w:t>backend</w:t>
-      </w:r>
-      <w:proofErr w:type="spellEnd"/>
-      <w:r>
-        <w:rPr>
-          <w:sz w:val="20"/>
-          <w:szCs w:val="20"/>
-        </w:rPr>
-        <w:t xml:space="preserve"> (</w:t>
+        <w:t>Трёхуровневая схема в одном файле app.py: интерфейс (tkinter) → backend (логика и расчёты) → база данных на диске (SQLite, файл plants.db). Слои независимы друг от друга:</w:t>
+      </w:r>
+      <w:proofErr w:type="spellStart"/>
+      <w:r>
+        <w:rPr>
+          <w:sz w:val="20"/>
+          <w:szCs w:val="20"/>
+        </w:rPr>
+      </w:r>
+      <w:proofErr w:type="spellEnd"/>
+      <w:r>
+        <w:rPr>
+          <w:sz w:val="20"/>
+          <w:szCs w:val="20"/>
+        </w:rPr>
+      </w:r>
+    </w:p>
+    <w:p>
+      <w:pPr>
+        <w:rPr>
+          <w:sz w:val="20"/>
+          <w:szCs w:val="20"/>
+        </w:rPr>
+      </w:pPr>
+      <w:proofErr w:type="spellStart"/>
+      <w:r>
+        <w:rPr>
+          <w:sz w:val="20"/>
+          <w:szCs w:val="20"/>
+        </w:rPr>
+        <w:t>frontend (tkinter)  ──вызывает──  backend (Database, расчёты)  ──читает/пишет──  plants.db (диск)</w:t>
+      </w:r>
+      <w:proofErr w:type="spellEnd"/>
+      <w:r>
+        <w:rPr>
+          <w:sz w:val="20"/>
+          <w:szCs w:val="20"/>
+        </w:rPr>
+      </w:r>
+      <w:proofErr w:type="spellStart"/>
+      <w:r>
+        <w:rPr>
+          <w:sz w:val="20"/>
+          <w:szCs w:val="20"/>
+        </w:rPr>
+      </w:r>
+      <w:proofErr w:type="spellEnd"/>
+      <w:r>
+        <w:rPr>
+          <w:sz w:val="20"/>
+          <w:szCs w:val="20"/>
+        </w:rPr>
+      </w:r>
+      <w:proofErr w:type="spellStart"/>
+      <w:r>
+        <w:rPr>
+          <w:sz w:val="20"/>
+          <w:szCs w:val="20"/>
+        </w:rPr>
+      </w:r>
+      <w:proofErr w:type="spellEnd"/>
+      <w:r>
+        <w:rPr>
+          <w:sz w:val="20"/>
+          <w:szCs w:val="20"/>
+        </w:rPr>
       </w:r>
       <w:r>
         <w:rPr>
@@ -564,14 +557,12 @@
           <w:sz w:val="20"/>
           <w:szCs w:val="20"/>
         </w:rPr>
-        <w:t>данные</w:t>
-      </w:r>
-      <w:r>
-        <w:rPr>
-          <w:sz w:val="20"/>
-          <w:szCs w:val="20"/>
-        </w:rPr>
-        <w:t xml:space="preserve"> </w:t>
+      </w:r>
+      <w:r>
+        <w:rPr>
+          <w:sz w:val="20"/>
+          <w:szCs w:val="20"/>
+        </w:rPr>
       </w:r>
       <w:r>
         <w:rPr>
@@ -579,14 +570,12 @@
           <w:sz w:val="20"/>
           <w:szCs w:val="20"/>
         </w:rPr>
-        <w:t>и</w:t>
-      </w:r>
-      <w:r>
-        <w:rPr>
-          <w:sz w:val="20"/>
-          <w:szCs w:val="20"/>
-        </w:rPr>
-        <w:t xml:space="preserve"> </w:t>
+      </w:r>
+      <w:r>
+        <w:rPr>
+          <w:sz w:val="20"/>
+          <w:szCs w:val="20"/>
+        </w:rPr>
       </w:r>
       <w:r>
         <w:rPr>
@@ -594,14 +583,12 @@
           <w:sz w:val="20"/>
           <w:szCs w:val="20"/>
         </w:rPr>
-        <w:t>расчёты</w:t>
-      </w:r>
-      <w:r>
-        <w:rPr>
-          <w:sz w:val="20"/>
-          <w:szCs w:val="20"/>
-        </w:rPr>
-        <w:t>)</w:t>
+      </w:r>
+      <w:r>
+        <w:rPr>
+          <w:sz w:val="20"/>
+          <w:szCs w:val="20"/>
+        </w:rPr>
       </w:r>
     </w:p>
     <w:p>
@@ -789,15 +776,14 @@
           <w:sz w:val="20"/>
           <w:szCs w:val="20"/>
         </w:rPr>
-        <w:t>plants.json</w:t>
-      </w:r>
-      <w:proofErr w:type="spellEnd"/>
-      <w:r>
-        <w:rPr>
-          <w:sz w:val="20"/>
-          <w:szCs w:val="20"/>
-        </w:rPr>
-        <w:t xml:space="preserve"> — пример входных данных.</w:t>
+        <w:t>plants.json — пример входных данных для импорта; plants.db — файл базы данных, создаётся автоматически рядом с app.py при первом запуске.</w:t>
+      </w:r>
+      <w:proofErr w:type="spellEnd"/>
+      <w:r>
+        <w:rPr>
+          <w:sz w:val="20"/>
+          <w:szCs w:val="20"/>
+        </w:rPr>
       </w:r>
     </w:p>
     <w:p>
@@ -1197,23 +1183,21 @@
           <w:sz w:val="20"/>
           <w:szCs w:val="20"/>
         </w:rPr>
-        <w:t xml:space="preserve"> список словарей в памяти (</w:t>
-      </w:r>
-      <w:proofErr w:type="spellStart"/>
-      <w:r>
-        <w:rPr>
-          <w:sz w:val="20"/>
-          <w:szCs w:val="20"/>
-        </w:rPr>
-        <w:t>Database.records</w:t>
-      </w:r>
-      <w:proofErr w:type="spellEnd"/>
-      <w:r>
-        <w:rPr>
-          <w:sz w:val="20"/>
-          <w:szCs w:val="20"/>
-        </w:rPr>
-        <w:t>); формат файла — JSON-массив объектов.</w:t>
+        <w:t xml:space="preserve"> данные хранятся на диске, а не в оперативной памяти: используется встроенная в Python СУБД SQLite (модуль sqlite3, внешние библиотеки не нужны), файл plants.db. Таблица plants: id (первичный ключ), name, product, output, cost, price; на уровне БД заданы ограничения CHECK (output ≥ 0, cost &gt; 0, price ≥ 0). Каждая операция (добавление, правка, удаление, импорт, очистка) выполняется в транзакции и сразу фиксируется (commit), поэтому после закрытия и повторного запуска программы записи остаются на месте. JSON используется только для обмена: импорт файла в БД и экспорт БД в файл (формат — массив объектов).</w:t>
+      </w:r>
+      <w:proofErr w:type="spellStart"/>
+      <w:r>
+        <w:rPr>
+          <w:sz w:val="20"/>
+          <w:szCs w:val="20"/>
+        </w:rPr>
+      </w:r>
+      <w:proofErr w:type="spellEnd"/>
+      <w:r>
+        <w:rPr>
+          <w:sz w:val="20"/>
+          <w:szCs w:val="20"/>
+        </w:rPr>
       </w:r>
     </w:p>
     <w:p>
@@ -1287,7 +1271,7 @@
           <w:sz w:val="20"/>
           <w:szCs w:val="20"/>
         </w:rPr>
-        <w:t xml:space="preserve"> может заменить БД или дополнить её.</w:t>
+        <w:t xml:space="preserve"> может заменить БД или дополнить её. Файл сначала целиком проверяется, затем записывается одной транзакцией: если в файле есть ошибочная запись, содержимое БД не меняется.</w:t>
       </w:r>
     </w:p>
     <w:p>
@@ -1466,7 +1450,7 @@
           <w:sz w:val="20"/>
           <w:szCs w:val="20"/>
         </w:rPr>
-        <w:t xml:space="preserve"> app.py</w:t>
+        <w:t xml:space="preserve"> app.py   (при первом запуске создаётся пустая БД plants.db; наполнить её можно кнопкой «Импорт JSON в БД»)</w:t>
       </w:r>
     </w:p>
     <w:p>
@@ -1891,7 +1875,7 @@
                 <w:sz w:val="20"/>
                 <w:szCs w:val="20"/>
               </w:rPr>
-              <w:t xml:space="preserve">12 537 </w:t>
+              <w:t>12 537 000 000</w:t>
             </w:r>
           </w:p>
         </w:tc>
